--- a/APPLICATION MOBILE.docx
+++ b/APPLICATION MOBILE.docx
@@ -777,17 +777,32 @@
     <w:p>
       <w:pPr>
         <w:pStyle w:val="Titre3"/>
-      </w:pPr>
-      <w:r>
-        <w:t>2. Tableau de bord (Dashboard)</w:t>
+        <w:rPr>
+          <w:lang w:val="fr-FR"/>
+        </w:rPr>
+      </w:pPr>
+      <w:r>
+        <w:t xml:space="preserve">2. </w:t>
+      </w:r>
+      <w:r>
+        <w:rPr>
+          <w:lang w:val="fr-FR"/>
+        </w:rPr>
+        <w:t>Liste et Filtrage</w:t>
       </w:r>
     </w:p>
     <w:p>
       <w:pPr>
         <w:pStyle w:val="NormalWeb"/>
-      </w:pPr>
-      <w:r>
-        <w:t>Le tableau de bord permet de visualiser l'historique local et de gérer les changements de statut.</w:t>
+        <w:rPr>
+          <w:lang w:val="fr-FR"/>
+        </w:rPr>
+      </w:pPr>
+      <w:r>
+        <w:rPr>
+          <w:lang w:val="fr-FR"/>
+        </w:rPr>
+        <w:t xml:space="preserve">La liste des messages envoye par l’utilisateur, on peut filtrer par date, statut et par un mot cle </w:t>
       </w:r>
     </w:p>
     <w:p>
@@ -796,68 +811,14 @@
       </w:pPr>
       <w:r>
         <w:rPr>
-          <w:b/>
-          <w:bCs/>
-        </w:rPr>
-        <w:t>[INSERER ICI : capture-dashboard.png]</w:t>
-      </w:r>
-    </w:p>
-    <w:p>
-      <w:pPr>
-        <w:pStyle w:val="NormalWeb"/>
-      </w:pPr>
-      <w:r>
-        <w:rPr>
-          <w:i/>
-          <w:iCs/>
+          <w:noProof/>
         </w:rPr>
         <w:lastRenderedPageBreak/>
-        <w:t>Légende : Vue générale de l'historique et des interventions en cours.</w:t>
-      </w:r>
-    </w:p>
-    <w:p>
-      <w:pPr>
-        <w:pStyle w:val="Titre3"/>
-      </w:pPr>
-      <w:r>
-        <w:t>3. Création d'une Alerte (Nouveau Message)</w:t>
-      </w:r>
-    </w:p>
-    <w:p>
-      <w:pPr>
-        <w:pStyle w:val="NormalWeb"/>
-      </w:pPr>
-      <w:r>
-        <w:t xml:space="preserve">Le message d'alerte est structuré en </w:t>
-      </w:r>
-      <w:r>
-        <w:rPr>
-          <w:b/>
-          <w:bCs/>
-        </w:rPr>
-        <w:t>12 segments</w:t>
-      </w:r>
-      <w:r>
-        <w:t xml:space="preserve"> (date, GPS, description, etc.). Le formulaire se divise en deux étapes :</w:t>
-      </w:r>
-    </w:p>
-    <w:p>
-      <w:pPr>
-        <w:pStyle w:val="NormalWeb"/>
-        <w:rPr>
-          <w:b/>
-          <w:bCs/>
-        </w:rPr>
-      </w:pPr>
-      <w:r>
-        <w:rPr>
-          <w:noProof/>
-        </w:rPr>
         <w:drawing>
-          <wp:inline distT="0" distB="0" distL="0" distR="0" wp14:anchorId="654EB586" wp14:editId="2208C1D0">
+          <wp:inline distT="0" distB="0" distL="0" distR="0" wp14:anchorId="216DD6E0" wp14:editId="602E680E">
             <wp:extent cx="1440000" cy="3088800"/>
             <wp:effectExtent l="0" t="0" r="8255" b="0"/>
-            <wp:docPr id="2" name="Image 2"/>
+            <wp:docPr id="5" name="Image 5"/>
             <wp:cNvGraphicFramePr>
               <a:graphicFrameLocks xmlns:a="http://schemas.openxmlformats.org/drawingml/2006/main" noChangeAspect="1"/>
             </wp:cNvGraphicFramePr>
@@ -865,7 +826,7 @@
               <a:graphicData uri="http://schemas.openxmlformats.org/drawingml/2006/picture">
                 <pic:pic xmlns:pic="http://schemas.openxmlformats.org/drawingml/2006/picture">
                   <pic:nvPicPr>
-                    <pic:cNvPr id="0" name="Picture 11"/>
+                    <pic:cNvPr id="0" name="Picture 5"/>
                     <pic:cNvPicPr>
                       <a:picLocks noChangeAspect="1" noChangeArrowheads="1"/>
                     </pic:cNvPicPr>
@@ -903,26 +864,17 @@
         </w:drawing>
       </w:r>
       <w:r>
-        <w:rPr>
-          <w:b/>
-          <w:bCs/>
-        </w:rPr>
         <w:t xml:space="preserve"> </w:t>
       </w:r>
-    </w:p>
-    <w:p>
-      <w:pPr>
-        <w:pStyle w:val="NormalWeb"/>
-      </w:pPr>
       <w:r>
         <w:rPr>
           <w:noProof/>
         </w:rPr>
         <w:drawing>
-          <wp:inline distT="0" distB="0" distL="0" distR="0" wp14:anchorId="7ADF232B" wp14:editId="4500136A">
-            <wp:extent cx="1440000" cy="3092400"/>
+          <wp:inline distT="0" distB="0" distL="0" distR="0" wp14:anchorId="3D35FCBC" wp14:editId="2AE7A91A">
+            <wp:extent cx="1440000" cy="3088800"/>
             <wp:effectExtent l="0" t="0" r="8255" b="0"/>
-            <wp:docPr id="3" name="Image 3"/>
+            <wp:docPr id="6" name="Image 6"/>
             <wp:cNvGraphicFramePr>
               <a:graphicFrameLocks xmlns:a="http://schemas.openxmlformats.org/drawingml/2006/main" noChangeAspect="1"/>
             </wp:cNvGraphicFramePr>
@@ -930,7 +882,7 @@
               <a:graphicData uri="http://schemas.openxmlformats.org/drawingml/2006/picture">
                 <pic:pic xmlns:pic="http://schemas.openxmlformats.org/drawingml/2006/picture">
                   <pic:nvPicPr>
-                    <pic:cNvPr id="0" name="Picture 13"/>
+                    <pic:cNvPr id="0" name="Picture 7"/>
                     <pic:cNvPicPr>
                       <a:picLocks noChangeAspect="1" noChangeArrowheads="1"/>
                     </pic:cNvPicPr>
@@ -949,9 +901,9 @@
                     </a:stretch>
                   </pic:blipFill>
                   <pic:spPr bwMode="auto">
-                    <a:xfrm flipH="1">
+                    <a:xfrm>
                       <a:off x="0" y="0"/>
-                      <a:ext cx="1440000" cy="3092400"/>
+                      <a:ext cx="1440000" cy="3088800"/>
                     </a:xfrm>
                     <a:prstGeom prst="rect">
                       <a:avLst/>
@@ -973,7 +925,7 @@
         <w:pStyle w:val="Titre3"/>
       </w:pPr>
       <w:r>
-        <w:t>4. Détails des Messages</w:t>
+        <w:t>3. Création d'une Alerte (Nouveau Message)</w:t>
       </w:r>
     </w:p>
     <w:p>
@@ -981,32 +933,145 @@
         <w:pStyle w:val="NormalWeb"/>
       </w:pPr>
       <w:r>
-        <w:t>Consultez les détails spécifiques de chaque alerte envoyée ou reçue.</w:t>
-      </w:r>
-    </w:p>
-    <w:p>
-      <w:pPr>
-        <w:pStyle w:val="NormalWeb"/>
-      </w:pPr>
+        <w:t xml:space="preserve">Le message d'alerte est structuré en </w:t>
+      </w:r>
       <w:r>
         <w:rPr>
           <w:b/>
           <w:bCs/>
         </w:rPr>
-        <w:t>[INSERER ICI : capture-message-details.png]</w:t>
+        <w:t>12 segments</w:t>
+      </w:r>
+      <w:r>
+        <w:t xml:space="preserve"> (date, GPS, description, etc.). Le formulaire se divise en deux étapes :</w:t>
       </w:r>
     </w:p>
     <w:p>
       <w:pPr>
         <w:pStyle w:val="NormalWeb"/>
-      </w:pPr>
-      <w:r>
-        <w:rPr>
-          <w:i/>
-          <w:iCs/>
+        <w:rPr>
+          <w:b/>
+          <w:bCs/>
+        </w:rPr>
+      </w:pPr>
+      <w:r>
+        <w:rPr>
+          <w:noProof/>
+        </w:rPr>
+        <w:drawing>
+          <wp:inline distT="0" distB="0" distL="0" distR="0" wp14:anchorId="654EB586" wp14:editId="2208C1D0">
+            <wp:extent cx="1440000" cy="3088800"/>
+            <wp:effectExtent l="0" t="0" r="8255" b="0"/>
+            <wp:docPr id="2" name="Image 2"/>
+            <wp:cNvGraphicFramePr>
+              <a:graphicFrameLocks xmlns:a="http://schemas.openxmlformats.org/drawingml/2006/main" noChangeAspect="1"/>
+            </wp:cNvGraphicFramePr>
+            <a:graphic xmlns:a="http://schemas.openxmlformats.org/drawingml/2006/main">
+              <a:graphicData uri="http://schemas.openxmlformats.org/drawingml/2006/picture">
+                <pic:pic xmlns:pic="http://schemas.openxmlformats.org/drawingml/2006/picture">
+                  <pic:nvPicPr>
+                    <pic:cNvPr id="0" name="Picture 11"/>
+                    <pic:cNvPicPr>
+                      <a:picLocks noChangeAspect="1" noChangeArrowheads="1"/>
+                    </pic:cNvPicPr>
+                  </pic:nvPicPr>
+                  <pic:blipFill>
+                    <a:blip r:embed="rId8" cstate="print">
+                      <a:extLst>
+                        <a:ext uri="{28A0092B-C50C-407E-A947-70E740481C1C}">
+                          <a14:useLocalDpi xmlns:a14="http://schemas.microsoft.com/office/drawing/2010/main" val="0"/>
+                        </a:ext>
+                      </a:extLst>
+                    </a:blip>
+                    <a:srcRect/>
+                    <a:stretch>
+                      <a:fillRect/>
+                    </a:stretch>
+                  </pic:blipFill>
+                  <pic:spPr bwMode="auto">
+                    <a:xfrm>
+                      <a:off x="0" y="0"/>
+                      <a:ext cx="1440000" cy="3088800"/>
+                    </a:xfrm>
+                    <a:prstGeom prst="rect">
+                      <a:avLst/>
+                    </a:prstGeom>
+                    <a:noFill/>
+                    <a:ln>
+                      <a:noFill/>
+                    </a:ln>
+                  </pic:spPr>
+                </pic:pic>
+              </a:graphicData>
+            </a:graphic>
+          </wp:inline>
+        </w:drawing>
+      </w:r>
+      <w:r>
+        <w:rPr>
+          <w:b/>
+          <w:bCs/>
+        </w:rPr>
+        <w:t xml:space="preserve"> </w:t>
+      </w:r>
+    </w:p>
+    <w:p>
+      <w:pPr>
+        <w:pStyle w:val="NormalWeb"/>
+      </w:pPr>
+      <w:r>
+        <w:rPr>
+          <w:noProof/>
         </w:rPr>
         <w:lastRenderedPageBreak/>
-        <w:t>Légende : Vue détaillée d'un enregistrement spécifique.</w:t>
+        <w:drawing>
+          <wp:inline distT="0" distB="0" distL="0" distR="0" wp14:anchorId="56C97737" wp14:editId="14DAD9F1">
+            <wp:extent cx="1440000" cy="3088800"/>
+            <wp:effectExtent l="0" t="0" r="8255" b="0"/>
+            <wp:docPr id="7" name="Image 7"/>
+            <wp:cNvGraphicFramePr>
+              <a:graphicFrameLocks xmlns:a="http://schemas.openxmlformats.org/drawingml/2006/main" noChangeAspect="1"/>
+            </wp:cNvGraphicFramePr>
+            <a:graphic xmlns:a="http://schemas.openxmlformats.org/drawingml/2006/main">
+              <a:graphicData uri="http://schemas.openxmlformats.org/drawingml/2006/picture">
+                <pic:pic xmlns:pic="http://schemas.openxmlformats.org/drawingml/2006/picture">
+                  <pic:nvPicPr>
+                    <pic:cNvPr id="0" name="Picture 9"/>
+                    <pic:cNvPicPr>
+                      <a:picLocks noChangeAspect="1" noChangeArrowheads="1"/>
+                    </pic:cNvPicPr>
+                  </pic:nvPicPr>
+                  <pic:blipFill>
+                    <a:blip r:embed="rId9" cstate="print">
+                      <a:extLst>
+                        <a:ext uri="{28A0092B-C50C-407E-A947-70E740481C1C}">
+                          <a14:useLocalDpi xmlns:a14="http://schemas.microsoft.com/office/drawing/2010/main" val="0"/>
+                        </a:ext>
+                      </a:extLst>
+                    </a:blip>
+                    <a:srcRect/>
+                    <a:stretch>
+                      <a:fillRect/>
+                    </a:stretch>
+                  </pic:blipFill>
+                  <pic:spPr bwMode="auto">
+                    <a:xfrm>
+                      <a:off x="0" y="0"/>
+                      <a:ext cx="1440000" cy="3088800"/>
+                    </a:xfrm>
+                    <a:prstGeom prst="rect">
+                      <a:avLst/>
+                    </a:prstGeom>
+                    <a:noFill/>
+                    <a:ln>
+                      <a:noFill/>
+                    </a:ln>
+                  </pic:spPr>
+                </pic:pic>
+              </a:graphicData>
+            </a:graphic>
+          </wp:inline>
+        </w:drawing>
       </w:r>
     </w:p>
     <w:p>
@@ -1014,6 +1079,92 @@
         <w:pStyle w:val="Titre3"/>
       </w:pPr>
       <w:r>
+        <w:t>4. Détails des Messages</w:t>
+      </w:r>
+    </w:p>
+    <w:p>
+      <w:pPr>
+        <w:pStyle w:val="NormalWeb"/>
+      </w:pPr>
+      <w:r>
+        <w:t>Consultez les détails spécifiques de chaque alerte envoyée ou reçue</w:t>
+      </w:r>
+      <w:r>
+        <w:rPr>
+          <w:lang w:val="fr-FR"/>
+        </w:rPr>
+        <w:t xml:space="preserve"> </w:t>
+      </w:r>
+      <w:r>
+        <w:t>et de gérer les changements de statut.</w:t>
+      </w:r>
+    </w:p>
+    <w:p>
+      <w:pPr>
+        <w:pStyle w:val="NormalWeb"/>
+        <w:rPr>
+          <w:lang w:val="fr-FR"/>
+        </w:rPr>
+      </w:pPr>
+      <w:r>
+        <w:rPr>
+          <w:noProof/>
+        </w:rPr>
+        <w:drawing>
+          <wp:inline distT="0" distB="0" distL="0" distR="0" wp14:anchorId="032FA6FB" wp14:editId="4578B8D1">
+            <wp:extent cx="1440000" cy="3088800"/>
+            <wp:effectExtent l="0" t="0" r="8255" b="0"/>
+            <wp:docPr id="8" name="Image 8"/>
+            <wp:cNvGraphicFramePr>
+              <a:graphicFrameLocks xmlns:a="http://schemas.openxmlformats.org/drawingml/2006/main" noChangeAspect="1"/>
+            </wp:cNvGraphicFramePr>
+            <a:graphic xmlns:a="http://schemas.openxmlformats.org/drawingml/2006/main">
+              <a:graphicData uri="http://schemas.openxmlformats.org/drawingml/2006/picture">
+                <pic:pic xmlns:pic="http://schemas.openxmlformats.org/drawingml/2006/picture">
+                  <pic:nvPicPr>
+                    <pic:cNvPr id="0" name="Picture 11"/>
+                    <pic:cNvPicPr>
+                      <a:picLocks noChangeAspect="1" noChangeArrowheads="1"/>
+                    </pic:cNvPicPr>
+                  </pic:nvPicPr>
+                  <pic:blipFill>
+                    <a:blip r:embed="rId10" cstate="print">
+                      <a:extLst>
+                        <a:ext uri="{28A0092B-C50C-407E-A947-70E740481C1C}">
+                          <a14:useLocalDpi xmlns:a14="http://schemas.microsoft.com/office/drawing/2010/main" val="0"/>
+                        </a:ext>
+                      </a:extLst>
+                    </a:blip>
+                    <a:srcRect/>
+                    <a:stretch>
+                      <a:fillRect/>
+                    </a:stretch>
+                  </pic:blipFill>
+                  <pic:spPr bwMode="auto">
+                    <a:xfrm>
+                      <a:off x="0" y="0"/>
+                      <a:ext cx="1440000" cy="3088800"/>
+                    </a:xfrm>
+                    <a:prstGeom prst="rect">
+                      <a:avLst/>
+                    </a:prstGeom>
+                    <a:noFill/>
+                    <a:ln>
+                      <a:noFill/>
+                    </a:ln>
+                  </pic:spPr>
+                </pic:pic>
+              </a:graphicData>
+            </a:graphic>
+          </wp:inline>
+        </w:drawing>
+      </w:r>
+    </w:p>
+    <w:p>
+      <w:pPr>
+        <w:pStyle w:val="Titre3"/>
+      </w:pPr>
+      <w:r>
         <w:t>5. Statistiques et Cartographie</w:t>
       </w:r>
     </w:p>
@@ -1030,6 +1181,7 @@
         <w:rPr>
           <w:noProof/>
         </w:rPr>
+        <w:lastRenderedPageBreak/>
         <w:drawing>
           <wp:inline distT="0" distB="0" distL="0" distR="0" wp14:anchorId="7DFF93FC" wp14:editId="7237FF98">
             <wp:extent cx="1440000" cy="3088800"/>
@@ -1048,7 +1200,7 @@
                     </pic:cNvPicPr>
                   </pic:nvPicPr>
                   <pic:blipFill>
-                    <a:blip r:embed="rId8" cstate="print">
+                    <a:blip r:embed="rId11" cstate="print">
                       <a:extLst>
                         <a:ext uri="{28A0092B-C50C-407E-A947-70E740481C1C}">
                           <a14:useLocalDpi xmlns:a14="http://schemas.microsoft.com/office/drawing/2010/main" val="0"/>
@@ -2647,7 +2799,7 @@
       <w:bCs/>
       <w:sz w:val="36"/>
       <w:szCs w:val="36"/>
-      <w:lang w:val="fr-MG" w:eastAsia="fr-MG"/>
+      <w:lang w:eastAsia="fr-MG"/>
     </w:rPr>
   </w:style>
   <w:style w:type="paragraph" w:styleId="Titre3">
@@ -2728,7 +2880,7 @@
       <w:rFonts w:ascii="Times New Roman" w:eastAsia="Times New Roman" w:hAnsi="Times New Roman" w:cs="Times New Roman"/>
       <w:sz w:val="24"/>
       <w:szCs w:val="24"/>
-      <w:lang w:val="fr-MG" w:eastAsia="fr-MG"/>
+      <w:lang w:eastAsia="fr-MG"/>
     </w:rPr>
   </w:style>
   <w:style w:type="character" w:styleId="lev">
